--- a/skills/cv-to-form-vn/assets/Evotek_cv_form_template.docx
+++ b/skills/cv-to-form-vn/assets/Evotek_cv_form_template.docx
@@ -92,6 +92,7 @@
             <w:pPr>
               <w:spacing w:before="144" w:after="144"/>
               <w:ind w:firstLine="0"/>
+              <w:jc w:val="left"/>
               <w:rPr>
                 <w:sz w:val="24"/>
                 <w:szCs w:val="24"/>
@@ -161,6 +162,7 @@
             <w:pPr>
               <w:spacing w:before="144" w:after="144"/>
               <w:ind w:firstLine="0"/>
+              <w:jc w:val="left"/>
               <w:rPr>
                 <w:sz w:val="24"/>
                 <w:szCs w:val="24"/>
@@ -192,7 +194,7 @@
             <w:pPr>
               <w:spacing w:before="144" w:after="144"/>
               <w:ind w:firstLine="0"/>
-              <w:jc w:val="center"/>
+              <w:jc w:val="left"/>
               <w:rPr>
                 <w:b/>
                 <w:bCs/>
@@ -217,6 +219,7 @@
             <w:pPr>
               <w:spacing w:before="144" w:after="144"/>
               <w:ind w:firstLine="0"/>
+              <w:jc w:val="left"/>
               <w:rPr>
                 <w:sz w:val="24"/>
                 <w:szCs w:val="24"/>
@@ -328,6 +331,7 @@
               </w:pBdr>
               <w:spacing w:before="0" w:after="0"/>
               <w:ind w:firstLine="0"/>
+              <w:jc w:val="left"/>
               <w:rPr>
                 <w:color w:val="000000"/>
                 <w:sz w:val="24"/>
@@ -362,6 +366,7 @@
             <w:pPr>
               <w:spacing w:before="144" w:after="144"/>
               <w:ind w:firstLine="0"/>
+              <w:jc w:val="left"/>
               <w:rPr>
                 <w:sz w:val="24"/>
                 <w:szCs w:val="24"/>
@@ -588,6 +593,7 @@
           <w:p>
             <w:pPr>
               <w:ind w:firstLine="0"/>
+              <w:jc w:val="left"/>
               <w:rPr>
                 <w:sz w:val="24"/>
                 <w:szCs w:val="24"/>
@@ -762,185 +768,107 @@
                 <w:szCs w:val="24"/>
                 <w:lang w:val="en-US"/>
               </w:rPr>
-              <w:t xml:space="preserve">Các </w:t>
-            </w:r>
-            <w:proofErr w:type="spellStart"/>
-            <w:r>
-              <w:rPr>
-                <w:b/>
-                <w:bCs/>
+              <w:t>Các ngôn ngữ khác</w:t>
+            </w:r>
+          </w:p>
+        </w:tc>
+        <w:tc>
+          <w:tcPr>
+            <w:tcW w:w="1965" w:type="dxa"/>
+            <w:tcBorders>
+              <w:top w:val="single" w:sz="4" w:space="0" w:color="000000"/>
+              <w:left w:val="single" w:sz="4" w:space="0" w:color="000000"/>
+              <w:bottom w:val="single" w:sz="4" w:space="0" w:color="000000"/>
+              <w:right w:val="single" w:sz="4" w:space="0" w:color="000000"/>
+            </w:tcBorders>
+            <w:shd w:val="clear" w:color="auto" w:fill="B4C6E7"/>
+            <w:vAlign w:val="center"/>
+          </w:tcPr>
+          <w:p>
+            <w:pPr>
+              <w:spacing w:before="0" w:after="0"/>
+              <w:ind w:firstLine="0"/>
+              <w:jc w:val="left"/>
+              <w:rPr>
                 <w:sz w:val="24"/>
                 <w:szCs w:val="24"/>
                 <w:lang w:val="en-US"/>
               </w:rPr>
-              <w:t>ngôn</w:t>
-            </w:r>
-            <w:proofErr w:type="spellEnd"/>
-            <w:r>
-              <w:rPr>
-                <w:b/>
-                <w:bCs/>
+            </w:pPr>
+            <w:r>
+              <w:rPr>
                 <w:sz w:val="24"/>
                 <w:szCs w:val="24"/>
                 <w:lang w:val="en-US"/>
               </w:rPr>
-              <w:t xml:space="preserve"> </w:t>
-            </w:r>
-            <w:proofErr w:type="spellStart"/>
-            <w:r>
-              <w:rPr>
-                <w:b/>
-                <w:bCs/>
+              <w:t>Thuần thục</w:t>
+            </w:r>
+          </w:p>
+        </w:tc>
+        <w:tc>
+          <w:tcPr>
+            <w:tcW w:w="2205" w:type="dxa"/>
+            <w:tcBorders>
+              <w:top w:val="single" w:sz="4" w:space="0" w:color="000000"/>
+              <w:left w:val="single" w:sz="4" w:space="0" w:color="000000"/>
+              <w:bottom w:val="single" w:sz="4" w:space="0" w:color="000000"/>
+              <w:right w:val="single" w:sz="4" w:space="0" w:color="000000"/>
+            </w:tcBorders>
+            <w:shd w:val="clear" w:color="auto" w:fill="B4C6E7"/>
+            <w:vAlign w:val="center"/>
+          </w:tcPr>
+          <w:p>
+            <w:pPr>
+              <w:spacing w:before="0" w:after="0"/>
+              <w:ind w:firstLine="0"/>
+              <w:jc w:val="left"/>
+              <w:rPr>
                 <w:sz w:val="24"/>
                 <w:szCs w:val="24"/>
                 <w:lang w:val="en-US"/>
               </w:rPr>
-              <w:t>ngữ</w:t>
-            </w:r>
-            <w:proofErr w:type="spellEnd"/>
-            <w:r>
-              <w:rPr>
-                <w:b/>
-                <w:bCs/>
+            </w:pPr>
+            <w:r>
+              <w:rPr>
                 <w:sz w:val="24"/>
                 <w:szCs w:val="24"/>
                 <w:lang w:val="en-US"/>
               </w:rPr>
-              <w:t xml:space="preserve"> </w:t>
-            </w:r>
-            <w:proofErr w:type="spellStart"/>
-            <w:r>
-              <w:rPr>
-                <w:b/>
-                <w:bCs/>
+              <w:t>Tốt</w:t>
+            </w:r>
+          </w:p>
+        </w:tc>
+        <w:tc>
+          <w:tcPr>
+            <w:tcW w:w="2314" w:type="dxa"/>
+            <w:tcBorders>
+              <w:top w:val="single" w:sz="4" w:space="0" w:color="000000"/>
+              <w:left w:val="single" w:sz="4" w:space="0" w:color="000000"/>
+              <w:bottom w:val="single" w:sz="4" w:space="0" w:color="000000"/>
+              <w:right w:val="single" w:sz="4" w:space="0" w:color="000000"/>
+            </w:tcBorders>
+            <w:shd w:val="clear" w:color="auto" w:fill="B4C6E7"/>
+            <w:vAlign w:val="center"/>
+          </w:tcPr>
+          <w:p>
+            <w:pPr>
+              <w:spacing w:before="0" w:after="0"/>
+              <w:ind w:firstLine="0"/>
+              <w:jc w:val="left"/>
+              <w:rPr>
                 <w:sz w:val="24"/>
                 <w:szCs w:val="24"/>
                 <w:lang w:val="en-US"/>
               </w:rPr>
-              <w:t>khác</w:t>
-            </w:r>
-            <w:proofErr w:type="spellEnd"/>
-          </w:p>
-        </w:tc>
-        <w:tc>
-          <w:tcPr>
-            <w:tcW w:w="1965" w:type="dxa"/>
-            <w:tcBorders>
-              <w:top w:val="single" w:sz="4" w:space="0" w:color="000000"/>
-              <w:left w:val="single" w:sz="4" w:space="0" w:color="000000"/>
-              <w:bottom w:val="single" w:sz="4" w:space="0" w:color="000000"/>
-              <w:right w:val="single" w:sz="4" w:space="0" w:color="000000"/>
-            </w:tcBorders>
-            <w:shd w:val="clear" w:color="auto" w:fill="B4C6E7"/>
-            <w:vAlign w:val="center"/>
-          </w:tcPr>
-          <w:p>
-            <w:pPr>
-              <w:spacing w:before="0" w:after="0"/>
-              <w:ind w:firstLine="0"/>
-              <w:jc w:val="center"/>
+            </w:pPr>
+            <w:r>
               <w:rPr>
                 <w:sz w:val="24"/>
                 <w:szCs w:val="24"/>
                 <w:lang w:val="en-US"/>
               </w:rPr>
-            </w:pPr>
-            <w:r>
-              <w:rPr>
-                <w:sz w:val="24"/>
-                <w:szCs w:val="24"/>
-                <w:lang w:val="en-US"/>
-              </w:rPr>
-              <w:t xml:space="preserve">Thuần </w:t>
-            </w:r>
-            <w:proofErr w:type="spellStart"/>
-            <w:r>
-              <w:rPr>
-                <w:sz w:val="24"/>
-                <w:szCs w:val="24"/>
-                <w:lang w:val="en-US"/>
-              </w:rPr>
-              <w:t>thục</w:t>
-            </w:r>
-            <w:proofErr w:type="spellEnd"/>
-          </w:p>
-        </w:tc>
-        <w:tc>
-          <w:tcPr>
-            <w:tcW w:w="2205" w:type="dxa"/>
-            <w:tcBorders>
-              <w:top w:val="single" w:sz="4" w:space="0" w:color="000000"/>
-              <w:left w:val="single" w:sz="4" w:space="0" w:color="000000"/>
-              <w:bottom w:val="single" w:sz="4" w:space="0" w:color="000000"/>
-              <w:right w:val="single" w:sz="4" w:space="0" w:color="000000"/>
-            </w:tcBorders>
-            <w:shd w:val="clear" w:color="auto" w:fill="B4C6E7"/>
-            <w:vAlign w:val="center"/>
-          </w:tcPr>
-          <w:p>
-            <w:pPr>
-              <w:spacing w:before="0" w:after="0"/>
-              <w:ind w:firstLine="0"/>
-              <w:jc w:val="center"/>
-              <w:rPr>
-                <w:sz w:val="24"/>
-                <w:szCs w:val="24"/>
-                <w:lang w:val="en-US"/>
-              </w:rPr>
-            </w:pPr>
-            <w:proofErr w:type="spellStart"/>
-            <w:r>
-              <w:rPr>
-                <w:sz w:val="24"/>
-                <w:szCs w:val="24"/>
-                <w:lang w:val="en-US"/>
-              </w:rPr>
-              <w:t>Tốt</w:t>
-            </w:r>
-            <w:proofErr w:type="spellEnd"/>
-          </w:p>
-        </w:tc>
-        <w:tc>
-          <w:tcPr>
-            <w:tcW w:w="2314" w:type="dxa"/>
-            <w:tcBorders>
-              <w:top w:val="single" w:sz="4" w:space="0" w:color="000000"/>
-              <w:left w:val="single" w:sz="4" w:space="0" w:color="000000"/>
-              <w:bottom w:val="single" w:sz="4" w:space="0" w:color="000000"/>
-              <w:right w:val="single" w:sz="4" w:space="0" w:color="000000"/>
-            </w:tcBorders>
-            <w:shd w:val="clear" w:color="auto" w:fill="B4C6E7"/>
-            <w:vAlign w:val="center"/>
-          </w:tcPr>
-          <w:p>
-            <w:pPr>
-              <w:spacing w:before="0" w:after="0"/>
-              <w:ind w:firstLine="0"/>
-              <w:jc w:val="center"/>
-              <w:rPr>
-                <w:sz w:val="24"/>
-                <w:szCs w:val="24"/>
-                <w:lang w:val="en-US"/>
-              </w:rPr>
-            </w:pPr>
-            <w:r>
-              <w:rPr>
-                <w:sz w:val="24"/>
-                <w:szCs w:val="24"/>
-                <w:lang w:val="en-US"/>
-              </w:rPr>
-              <w:t xml:space="preserve">Trung </w:t>
-            </w:r>
-            <w:proofErr w:type="spellStart"/>
-            <w:r>
-              <w:rPr>
-                <w:sz w:val="24"/>
-                <w:szCs w:val="24"/>
-                <w:lang w:val="en-US"/>
-              </w:rPr>
-              <w:t>bình</w:t>
-            </w:r>
-            <w:proofErr w:type="spellEnd"/>
+              <w:t>Trung bình</w:t>
+            </w:r>
           </w:p>
         </w:tc>
       </w:tr>
@@ -996,7 +924,7 @@
             <w:pPr>
               <w:spacing w:before="0" w:after="0"/>
               <w:ind w:firstLine="0"/>
-              <w:jc w:val="center"/>
+              <w:jc w:val="left"/>
               <w:rPr>
                 <w:b/>
                 <w:bCs/>
@@ -1022,7 +950,7 @@
             <w:pPr>
               <w:spacing w:before="0" w:after="0"/>
               <w:ind w:firstLine="0"/>
-              <w:jc w:val="center"/>
+              <w:jc w:val="left"/>
               <w:rPr>
                 <w:b/>
                 <w:bCs/>
@@ -1048,7 +976,7 @@
             <w:pPr>
               <w:spacing w:before="0" w:after="0"/>
               <w:ind w:firstLine="0"/>
-              <w:jc w:val="center"/>
+              <w:jc w:val="left"/>
               <w:rPr>
                 <w:b/>
                 <w:bCs/>
@@ -1075,6 +1003,7 @@
             <w:pPr>
               <w:spacing w:before="144" w:after="144"/>
               <w:ind w:firstLine="0"/>
+              <w:jc w:val="left"/>
               <w:rPr>
                 <w:sz w:val="24"/>
                 <w:szCs w:val="24"/>
@@ -1167,52 +1096,14 @@
                 <w:lang w:val="en-US"/>
               </w:rPr>
             </w:pPr>
-            <w:proofErr w:type="spellStart"/>
             <w:r>
               <w:rPr>
                 <w:b/>
                 <w:bCs/>
                 <w:lang w:val="en-US"/>
               </w:rPr>
-              <w:t>Hệ</w:t>
-            </w:r>
-            <w:proofErr w:type="spellEnd"/>
-            <w:r>
-              <w:rPr>
-                <w:b/>
-                <w:bCs/>
-                <w:lang w:val="en-US"/>
-              </w:rPr>
-              <w:t xml:space="preserve"> </w:t>
-            </w:r>
-            <w:proofErr w:type="spellStart"/>
-            <w:r>
-              <w:rPr>
-                <w:b/>
-                <w:bCs/>
-                <w:lang w:val="en-US"/>
-              </w:rPr>
-              <w:t>điều</w:t>
-            </w:r>
-            <w:proofErr w:type="spellEnd"/>
-            <w:r>
-              <w:rPr>
-                <w:b/>
-                <w:bCs/>
-                <w:lang w:val="en-US"/>
-              </w:rPr>
-              <w:t xml:space="preserve"> </w:t>
-            </w:r>
-            <w:proofErr w:type="spellStart"/>
-            <w:r>
-              <w:rPr>
-                <w:b/>
-                <w:bCs/>
-                <w:lang w:val="en-US"/>
-              </w:rPr>
-              <w:t>hành</w:t>
-            </w:r>
-            <w:proofErr w:type="spellEnd"/>
+              <w:t>Hệ điều hành</w:t>
+            </w:r>
           </w:p>
         </w:tc>
         <w:tc>
@@ -1287,106 +1178,14 @@
                 <w:lang w:val="en-US"/>
               </w:rPr>
             </w:pPr>
-            <w:proofErr w:type="spellStart"/>
             <w:r>
               <w:rPr>
                 <w:b/>
                 <w:bCs/>
                 <w:lang w:val="en-US"/>
               </w:rPr>
-              <w:t>Cơ</w:t>
-            </w:r>
-            <w:proofErr w:type="spellEnd"/>
-            <w:r>
-              <w:rPr>
-                <w:b/>
-                <w:bCs/>
-                <w:lang w:val="en-US"/>
-              </w:rPr>
-              <w:t xml:space="preserve"> </w:t>
-            </w:r>
-            <w:proofErr w:type="spellStart"/>
-            <w:r>
-              <w:rPr>
-                <w:b/>
-                <w:bCs/>
-                <w:lang w:val="en-US"/>
-              </w:rPr>
-              <w:t>sở</w:t>
-            </w:r>
-            <w:proofErr w:type="spellEnd"/>
-            <w:r>
-              <w:rPr>
-                <w:b/>
-                <w:bCs/>
-                <w:lang w:val="en-US"/>
-              </w:rPr>
-              <w:t xml:space="preserve"> </w:t>
-            </w:r>
-            <w:proofErr w:type="spellStart"/>
-            <w:r>
-              <w:rPr>
-                <w:b/>
-                <w:bCs/>
-                <w:lang w:val="en-US"/>
-              </w:rPr>
-              <w:t>dữ</w:t>
-            </w:r>
-            <w:proofErr w:type="spellEnd"/>
-            <w:r>
-              <w:rPr>
-                <w:b/>
-                <w:bCs/>
-                <w:lang w:val="en-US"/>
-              </w:rPr>
-              <w:t xml:space="preserve"> </w:t>
-            </w:r>
-            <w:proofErr w:type="spellStart"/>
-            <w:r>
-              <w:rPr>
-                <w:b/>
-                <w:bCs/>
-                <w:lang w:val="en-US"/>
-              </w:rPr>
-              <w:t>liệu</w:t>
-            </w:r>
-            <w:proofErr w:type="spellEnd"/>
-            <w:r>
-              <w:rPr>
-                <w:b/>
-                <w:bCs/>
-                <w:lang w:val="en-US"/>
-              </w:rPr>
-              <w:t xml:space="preserve"> </w:t>
-            </w:r>
-            <w:proofErr w:type="spellStart"/>
-            <w:r>
-              <w:rPr>
-                <w:b/>
-                <w:bCs/>
-                <w:lang w:val="en-US"/>
-              </w:rPr>
-              <w:t>và</w:t>
-            </w:r>
-            <w:proofErr w:type="spellEnd"/>
-            <w:r>
-              <w:rPr>
-                <w:b/>
-                <w:bCs/>
-                <w:lang w:val="en-US"/>
-              </w:rPr>
-              <w:t xml:space="preserve"> Lưu </w:t>
-            </w:r>
-            <w:proofErr w:type="spellStart"/>
-            <w:r>
-              <w:rPr>
-                <w:b/>
-                <w:bCs/>
-                <w:lang w:val="en-US"/>
-              </w:rPr>
-              <w:t>trữ</w:t>
-            </w:r>
-            <w:proofErr w:type="spellEnd"/>
+              <w:t>Cơ sở dữ liệu và Lưu trữ</w:t>
+            </w:r>
           </w:p>
         </w:tc>
         <w:tc>
@@ -1461,70 +1260,14 @@
                 <w:lang w:val="en-US"/>
               </w:rPr>
             </w:pPr>
-            <w:proofErr w:type="spellStart"/>
             <w:r>
               <w:rPr>
                 <w:b/>
                 <w:bCs/>
                 <w:lang w:val="en-US"/>
               </w:rPr>
-              <w:t>Ngôn</w:t>
-            </w:r>
-            <w:proofErr w:type="spellEnd"/>
-            <w:r>
-              <w:rPr>
-                <w:b/>
-                <w:bCs/>
-                <w:lang w:val="en-US"/>
-              </w:rPr>
-              <w:t xml:space="preserve"> </w:t>
-            </w:r>
-            <w:proofErr w:type="spellStart"/>
-            <w:r>
-              <w:rPr>
-                <w:b/>
-                <w:bCs/>
-                <w:lang w:val="en-US"/>
-              </w:rPr>
-              <w:t>ngữ</w:t>
-            </w:r>
-            <w:proofErr w:type="spellEnd"/>
-            <w:r>
-              <w:rPr>
-                <w:b/>
-                <w:bCs/>
-                <w:lang w:val="en-US"/>
-              </w:rPr>
-              <w:t xml:space="preserve"> </w:t>
-            </w:r>
-            <w:proofErr w:type="spellStart"/>
-            <w:r>
-              <w:rPr>
-                <w:b/>
-                <w:bCs/>
-                <w:lang w:val="en-US"/>
-              </w:rPr>
-              <w:t>lập</w:t>
-            </w:r>
-            <w:proofErr w:type="spellEnd"/>
-            <w:r>
-              <w:rPr>
-                <w:b/>
-                <w:bCs/>
-                <w:lang w:val="en-US"/>
-              </w:rPr>
-              <w:t xml:space="preserve"> </w:t>
-            </w:r>
-            <w:proofErr w:type="spellStart"/>
-            <w:r>
-              <w:rPr>
-                <w:b/>
-                <w:bCs/>
-                <w:lang w:val="en-US"/>
-              </w:rPr>
-              <w:t>trình</w:t>
-            </w:r>
-            <w:proofErr w:type="spellEnd"/>
+              <w:t>Ngôn ngữ lập trình</w:t>
+            </w:r>
           </w:p>
         </w:tc>
         <w:tc>
@@ -1603,54 +1346,8 @@
                 <w:bCs/>
                 <w:lang w:val="en-US"/>
               </w:rPr>
-              <w:t xml:space="preserve">Công </w:t>
-            </w:r>
-            <w:proofErr w:type="spellStart"/>
-            <w:r>
-              <w:rPr>
-                <w:b/>
-                <w:bCs/>
-                <w:lang w:val="en-US"/>
-              </w:rPr>
-              <w:t>cụ</w:t>
-            </w:r>
-            <w:proofErr w:type="spellEnd"/>
-            <w:r>
-              <w:rPr>
-                <w:b/>
-                <w:bCs/>
-                <w:lang w:val="en-US"/>
-              </w:rPr>
-              <w:t xml:space="preserve"> </w:t>
-            </w:r>
-            <w:proofErr w:type="spellStart"/>
-            <w:r>
-              <w:rPr>
-                <w:b/>
-                <w:bCs/>
-                <w:lang w:val="en-US"/>
-              </w:rPr>
-              <w:t>phát</w:t>
-            </w:r>
-            <w:proofErr w:type="spellEnd"/>
-            <w:r>
-              <w:rPr>
-                <w:b/>
-                <w:bCs/>
-                <w:lang w:val="en-US"/>
-              </w:rPr>
-              <w:t xml:space="preserve"> </w:t>
-            </w:r>
-            <w:proofErr w:type="spellStart"/>
-            <w:r>
-              <w:rPr>
-                <w:b/>
-                <w:bCs/>
-                <w:lang w:val="en-US"/>
-              </w:rPr>
-              <w:t>triển</w:t>
-            </w:r>
-            <w:proofErr w:type="spellEnd"/>
+              <w:t>Công cụ phát triển</w:t>
+            </w:r>
           </w:p>
         </w:tc>
         <w:tc>
@@ -1729,36 +1426,8 @@
                 <w:bCs/>
                 <w:lang w:val="en-US"/>
               </w:rPr>
-              <w:t xml:space="preserve">Phương </w:t>
-            </w:r>
-            <w:proofErr w:type="spellStart"/>
-            <w:r>
-              <w:rPr>
-                <w:b/>
-                <w:bCs/>
-                <w:lang w:val="en-US"/>
-              </w:rPr>
-              <w:t>pháp</w:t>
-            </w:r>
-            <w:proofErr w:type="spellEnd"/>
-            <w:r>
-              <w:rPr>
-                <w:b/>
-                <w:bCs/>
-                <w:lang w:val="en-US"/>
-              </w:rPr>
-              <w:t xml:space="preserve"> </w:t>
-            </w:r>
-            <w:proofErr w:type="spellStart"/>
-            <w:r>
-              <w:rPr>
-                <w:b/>
-                <w:bCs/>
-                <w:lang w:val="en-US"/>
-              </w:rPr>
-              <w:t>luận</w:t>
-            </w:r>
-            <w:proofErr w:type="spellEnd"/>
+              <w:t>Phương pháp luận</w:t>
+            </w:r>
           </w:p>
         </w:tc>
         <w:tc>
@@ -1808,6 +1477,7 @@
     <w:p>
       <w:pPr>
         <w:ind w:firstLine="0"/>
+        <w:jc w:val="left"/>
         <w:rPr>
           <w:sz w:val="24"/>
           <w:szCs w:val="24"/>
@@ -1898,6 +1568,7 @@
             <w:pPr>
               <w:spacing w:before="144" w:after="144"/>
               <w:ind w:firstLine="0"/>
+              <w:jc w:val="left"/>
               <w:rPr>
                 <w:sz w:val="24"/>
                 <w:szCs w:val="24"/>
@@ -1941,6 +1612,7 @@
             <w:pPr>
               <w:spacing w:before="144" w:after="144"/>
               <w:ind w:firstLine="0"/>
+              <w:jc w:val="left"/>
               <w:rPr>
                 <w:b/>
                 <w:bCs/>
@@ -1978,6 +1650,7 @@
             <w:pPr>
               <w:spacing w:before="144" w:after="144"/>
               <w:ind w:firstLine="0"/>
+              <w:jc w:val="left"/>
               <w:rPr>
                 <w:sz w:val="24"/>
                 <w:szCs w:val="24"/>
@@ -2011,6 +1684,7 @@
             <w:pPr>
               <w:spacing w:before="144" w:after="144"/>
               <w:ind w:firstLine="0"/>
+              <w:jc w:val="left"/>
               <w:rPr>
                 <w:sz w:val="24"/>
                 <w:szCs w:val="24"/>
@@ -2060,6 +1734,7 @@
             <w:pPr>
               <w:spacing w:before="144" w:after="144"/>
               <w:ind w:firstLine="0"/>
+              <w:jc w:val="left"/>
               <w:rPr>
                 <w:sz w:val="24"/>
                 <w:szCs w:val="24"/>
@@ -2093,6 +1768,7 @@
             <w:pPr>
               <w:spacing w:before="144" w:after="144"/>
               <w:ind w:firstLine="0"/>
+              <w:jc w:val="left"/>
               <w:rPr>
                 <w:sz w:val="24"/>
                 <w:szCs w:val="24"/>
@@ -2126,6 +1802,7 @@
             <w:pPr>
               <w:spacing w:before="144" w:after="144"/>
               <w:ind w:firstLine="0"/>
+              <w:jc w:val="left"/>
               <w:rPr>
                 <w:sz w:val="24"/>
                 <w:szCs w:val="24"/>
@@ -2159,6 +1836,7 @@
             <w:pPr>
               <w:spacing w:before="144" w:after="144"/>
               <w:ind w:firstLine="0"/>
+              <w:jc w:val="left"/>
               <w:rPr>
                 <w:sz w:val="24"/>
                 <w:szCs w:val="24"/>
@@ -2192,6 +1870,7 @@
             <w:pPr>
               <w:spacing w:before="144" w:after="144"/>
               <w:ind w:firstLine="0"/>
+              <w:jc w:val="left"/>
               <w:rPr>
                 <w:sz w:val="24"/>
                 <w:szCs w:val="24"/>
@@ -2232,6 +1911,7 @@
               </w:pBdr>
               <w:spacing w:before="0" w:after="0"/>
               <w:ind w:firstLine="0"/>
+              <w:jc w:val="left"/>
               <w:rPr>
                 <w:color w:val="000000"/>
                 <w:sz w:val="24"/>
@@ -2269,6 +1949,7 @@
             <w:pPr>
               <w:spacing w:before="144" w:after="144"/>
               <w:ind w:firstLine="0"/>
+              <w:jc w:val="left"/>
               <w:rPr>
                 <w:sz w:val="24"/>
                 <w:szCs w:val="24"/>
@@ -2309,6 +1990,7 @@
               </w:pBdr>
               <w:spacing w:before="0" w:after="0"/>
               <w:ind w:firstLine="0"/>
+              <w:jc w:val="left"/>
               <w:rPr>
                 <w:color w:val="000000"/>
                 <w:sz w:val="24"/>
@@ -2346,6 +2028,7 @@
             <w:pPr>
               <w:spacing w:before="144" w:after="144"/>
               <w:ind w:firstLine="0"/>
+              <w:jc w:val="left"/>
               <w:rPr>
                 <w:b/>
                 <w:bCs/>
@@ -2388,6 +2071,7 @@
               </w:pBdr>
               <w:spacing w:before="0" w:after="0"/>
               <w:ind w:firstLine="0"/>
+              <w:jc w:val="left"/>
               <w:rPr>
                 <w:color w:val="000000"/>
                 <w:sz w:val="24"/>
@@ -2410,6 +2094,7 @@
     <w:p>
       <w:pPr>
         <w:ind w:firstLine="0"/>
+        <w:jc w:val="left"/>
         <w:rPr>
           <w:sz w:val="24"/>
           <w:szCs w:val="24"/>
@@ -2420,6 +2105,7 @@
     <w:p>
       <w:pPr>
         <w:ind w:firstLine="0"/>
+        <w:jc w:val="left"/>
         <w:rPr>
           <w:sz w:val="24"/>
           <w:szCs w:val="24"/>
@@ -2455,6 +2141,7 @@
             <w:pPr>
               <w:spacing w:before="144" w:after="144"/>
               <w:ind w:firstLine="0"/>
+              <w:jc w:val="left"/>
               <w:rPr>
                 <w:sz w:val="24"/>
                 <w:szCs w:val="24"/>
@@ -2498,6 +2185,7 @@
             <w:pPr>
               <w:spacing w:before="144" w:after="144"/>
               <w:ind w:firstLine="0"/>
+              <w:jc w:val="left"/>
               <w:rPr>
                 <w:b/>
                 <w:bCs/>
@@ -2535,6 +2223,7 @@
             <w:pPr>
               <w:spacing w:before="144" w:after="144"/>
               <w:ind w:firstLine="0"/>
+              <w:jc w:val="left"/>
               <w:rPr>
                 <w:sz w:val="24"/>
                 <w:szCs w:val="24"/>
@@ -2568,6 +2257,7 @@
             <w:pPr>
               <w:spacing w:before="144" w:after="144"/>
               <w:ind w:firstLine="0"/>
+              <w:jc w:val="left"/>
               <w:rPr>
                 <w:sz w:val="24"/>
                 <w:szCs w:val="24"/>
@@ -2617,6 +2307,7 @@
             <w:pPr>
               <w:spacing w:before="144" w:after="144"/>
               <w:ind w:firstLine="0"/>
+              <w:jc w:val="left"/>
               <w:rPr>
                 <w:sz w:val="24"/>
                 <w:szCs w:val="24"/>
@@ -2650,6 +2341,7 @@
             <w:pPr>
               <w:spacing w:before="144" w:after="144"/>
               <w:ind w:firstLine="0"/>
+              <w:jc w:val="left"/>
               <w:rPr>
                 <w:sz w:val="24"/>
                 <w:szCs w:val="24"/>
@@ -2683,6 +2375,7 @@
             <w:pPr>
               <w:spacing w:before="144" w:after="144"/>
               <w:ind w:firstLine="0"/>
+              <w:jc w:val="left"/>
               <w:rPr>
                 <w:sz w:val="24"/>
                 <w:szCs w:val="24"/>
@@ -2716,6 +2409,7 @@
             <w:pPr>
               <w:spacing w:before="144" w:after="144"/>
               <w:ind w:firstLine="0"/>
+              <w:jc w:val="left"/>
               <w:rPr>
                 <w:sz w:val="24"/>
                 <w:szCs w:val="24"/>
@@ -2749,6 +2443,7 @@
             <w:pPr>
               <w:spacing w:before="144" w:after="144"/>
               <w:ind w:firstLine="0"/>
+              <w:jc w:val="left"/>
               <w:rPr>
                 <w:sz w:val="24"/>
                 <w:szCs w:val="24"/>
@@ -2782,6 +2477,7 @@
             <w:pPr>
               <w:spacing w:before="0" w:after="0"/>
               <w:ind w:firstLine="0"/>
+              <w:jc w:val="left"/>
               <w:rPr>
                 <w:sz w:val="24"/>
                 <w:szCs w:val="24"/>
@@ -2818,6 +2514,7 @@
             <w:pPr>
               <w:spacing w:before="144" w:after="144"/>
               <w:ind w:firstLine="0"/>
+              <w:jc w:val="left"/>
               <w:rPr>
                 <w:sz w:val="24"/>
                 <w:szCs w:val="24"/>
@@ -2851,6 +2548,7 @@
             <w:pPr>
               <w:spacing w:before="0" w:after="0"/>
               <w:ind w:firstLine="0"/>
+              <w:jc w:val="left"/>
               <w:rPr>
                 <w:sz w:val="24"/>
                 <w:szCs w:val="24"/>
@@ -2887,6 +2585,7 @@
             <w:pPr>
               <w:spacing w:before="144" w:after="144"/>
               <w:ind w:firstLine="0"/>
+              <w:jc w:val="left"/>
               <w:rPr>
                 <w:b/>
                 <w:bCs/>
@@ -2922,6 +2621,7 @@
             <w:pPr>
               <w:spacing w:before="0" w:after="0"/>
               <w:ind w:firstLine="0"/>
+              <w:jc w:val="left"/>
               <w:rPr>
                 <w:sz w:val="24"/>
                 <w:szCs w:val="24"/>
@@ -2943,6 +2643,7 @@
     <w:p>
       <w:pPr>
         <w:ind w:firstLine="0"/>
+        <w:jc w:val="left"/>
         <w:rPr>
           <w:sz w:val="24"/>
           <w:szCs w:val="24"/>
@@ -2953,6 +2654,7 @@
     <w:p>
       <w:pPr>
         <w:ind w:firstLine="0"/>
+        <w:jc w:val="left"/>
         <w:rPr>
           <w:sz w:val="24"/>
           <w:szCs w:val="24"/>
@@ -2988,6 +2690,7 @@
             <w:pPr>
               <w:spacing w:before="144" w:after="144"/>
               <w:ind w:firstLine="0"/>
+              <w:jc w:val="left"/>
               <w:rPr>
                 <w:sz w:val="24"/>
                 <w:szCs w:val="24"/>
@@ -3031,6 +2734,7 @@
             <w:pPr>
               <w:spacing w:before="144" w:after="144"/>
               <w:ind w:firstLine="0"/>
+              <w:jc w:val="left"/>
               <w:rPr>
                 <w:b/>
                 <w:bCs/>
@@ -3068,6 +2772,7 @@
             <w:pPr>
               <w:spacing w:before="144" w:after="144"/>
               <w:ind w:firstLine="0"/>
+              <w:jc w:val="left"/>
               <w:rPr>
                 <w:sz w:val="24"/>
                 <w:szCs w:val="24"/>
@@ -3102,6 +2807,7 @@
             <w:pPr>
               <w:spacing w:before="144" w:after="144"/>
               <w:ind w:firstLine="0"/>
+              <w:jc w:val="left"/>
               <w:rPr>
                 <w:sz w:val="24"/>
                 <w:szCs w:val="24"/>
@@ -3151,6 +2857,7 @@
             <w:pPr>
               <w:spacing w:before="144" w:after="144"/>
               <w:ind w:firstLine="0"/>
+              <w:jc w:val="left"/>
               <w:rPr>
                 <w:sz w:val="24"/>
                 <w:szCs w:val="24"/>
@@ -3184,6 +2891,7 @@
             <w:pPr>
               <w:spacing w:before="144" w:after="144"/>
               <w:ind w:firstLine="0"/>
+              <w:jc w:val="left"/>
               <w:rPr>
                 <w:sz w:val="24"/>
                 <w:szCs w:val="24"/>
@@ -3217,6 +2925,7 @@
             <w:pPr>
               <w:spacing w:before="144" w:after="144"/>
               <w:ind w:firstLine="0"/>
+              <w:jc w:val="left"/>
               <w:rPr>
                 <w:sz w:val="24"/>
                 <w:szCs w:val="24"/>
@@ -3250,6 +2959,7 @@
             <w:pPr>
               <w:spacing w:before="144" w:after="144"/>
               <w:ind w:firstLine="0"/>
+              <w:jc w:val="left"/>
               <w:rPr>
                 <w:sz w:val="24"/>
                 <w:szCs w:val="24"/>
@@ -3283,6 +2993,7 @@
             <w:pPr>
               <w:spacing w:before="144" w:after="144"/>
               <w:ind w:firstLine="0"/>
+              <w:jc w:val="left"/>
               <w:rPr>
                 <w:sz w:val="24"/>
                 <w:szCs w:val="24"/>
@@ -3316,6 +3027,7 @@
             <w:pPr>
               <w:spacing w:before="0" w:after="0"/>
               <w:ind w:firstLine="0"/>
+              <w:jc w:val="left"/>
               <w:rPr>
                 <w:sz w:val="24"/>
                 <w:szCs w:val="24"/>
@@ -3352,6 +3064,7 @@
             <w:pPr>
               <w:spacing w:before="144" w:after="144"/>
               <w:ind w:firstLine="0"/>
+              <w:jc w:val="left"/>
               <w:rPr>
                 <w:sz w:val="24"/>
                 <w:szCs w:val="24"/>
@@ -3385,6 +3098,7 @@
             <w:pPr>
               <w:spacing w:before="0" w:after="0"/>
               <w:ind w:firstLine="0"/>
+              <w:jc w:val="left"/>
               <w:rPr>
                 <w:sz w:val="24"/>
                 <w:szCs w:val="24"/>
@@ -3421,6 +3135,7 @@
             <w:pPr>
               <w:spacing w:before="144" w:after="144"/>
               <w:ind w:firstLine="0"/>
+              <w:jc w:val="left"/>
               <w:rPr>
                 <w:b/>
                 <w:bCs/>
@@ -3456,6 +3171,7 @@
             <w:pPr>
               <w:spacing w:before="0" w:after="0"/>
               <w:ind w:firstLine="0"/>
+              <w:jc w:val="left"/>
               <w:rPr>
                 <w:sz w:val="24"/>
                 <w:szCs w:val="24"/>
@@ -3477,6 +3193,7 @@
     <w:p>
       <w:pPr>
         <w:ind w:firstLine="0"/>
+        <w:jc w:val="left"/>
         <w:rPr>
           <w:sz w:val="24"/>
           <w:szCs w:val="24"/>
@@ -3487,6 +3204,7 @@
     <w:p>
       <w:pPr>
         <w:ind w:firstLine="0"/>
+        <w:jc w:val="left"/>
         <w:rPr>
           <w:sz w:val="24"/>
           <w:szCs w:val="24"/>
